--- a/Writing/Submission/DOC files/table_of_contents.docx
+++ b/Writing/Submission/DOC files/table_of_contents.docx
@@ -1,6 +1,6 @@
 
 <file path=word/document.xml><?xml version="1.0" encoding="utf-8"?>
-<w:document xmlns:wpc="http://schemas.microsoft.com/office/word/2010/wordprocessingCanvas" xmlns:cx="http://schemas.microsoft.com/office/drawing/2014/chartex" xmlns:cx1="http://schemas.microsoft.com/office/drawing/2015/9/8/chartex" xmlns:cx2="http://schemas.microsoft.com/office/drawing/2015/10/21/chartex" xmlns:cx3="http://schemas.microsoft.com/office/drawing/2016/5/9/chartex" xmlns:cx4="http://schemas.microsoft.com/office/drawing/2016/5/10/chartex" xmlns:cx5="http://schemas.microsoft.com/office/drawing/2016/5/11/chartex" xmlns:cx6="http://schemas.microsoft.com/office/drawing/2016/5/12/chartex" xmlns:cx7="http://schemas.microsoft.com/office/drawing/2016/5/13/chartex" xmlns:cx8="http://schemas.microsoft.com/office/drawing/2016/5/14/chartex" xmlns:mc="http://schemas.openxmlformats.org/markup-compatibility/2006" xmlns:aink="http://schemas.microsoft.com/office/drawing/2016/ink" xmlns:am3d="http://schemas.microsoft.com/office/drawing/2017/model3d" xmlns:o="urn:schemas-microsoft-com:office:office" xmlns:r="http://schemas.openxmlformats.org/officeDocument/2006/relationships" xmlns:m="http://schemas.openxmlformats.org/officeDocument/2006/math" xmlns:v="urn:schemas-microsoft-com:vml" xmlns:wp14="http://schemas.microsoft.com/office/word/2010/wordprocessingDrawing" xmlns:wp="http://schemas.openxmlformats.org/drawingml/2006/wordprocessingDrawing" xmlns:w10="urn:schemas-microsoft-com:office:word" xmlns:w="http://schemas.openxmlformats.org/wordprocessingml/2006/main" xmlns:w14="http://schemas.microsoft.com/office/word/2010/wordml" xmlns:w15="http://schemas.microsoft.com/office/word/2012/wordml" xmlns:w16cid="http://schemas.microsoft.com/office/word/2016/wordml/cid" xmlns:w16se="http://schemas.microsoft.com/office/word/2015/wordml/symex" xmlns:wpg="http://schemas.microsoft.com/office/word/2010/wordprocessingGroup" xmlns:wpi="http://schemas.microsoft.com/office/word/2010/wordprocessingInk" xmlns:wne="http://schemas.microsoft.com/office/word/2006/wordml" xmlns:wps="http://schemas.microsoft.com/office/word/2010/wordprocessingShape" mc:Ignorable="w14 w15 w16se w16cid wp14">
+<w:document xmlns:wpc="http://schemas.microsoft.com/office/word/2010/wordprocessingCanvas" xmlns:cx="http://schemas.microsoft.com/office/drawing/2014/chartex" xmlns:cx1="http://schemas.microsoft.com/office/drawing/2015/9/8/chartex" xmlns:cx2="http://schemas.microsoft.com/office/drawing/2015/10/21/chartex" xmlns:cx3="http://schemas.microsoft.com/office/drawing/2016/5/9/chartex" xmlns:cx4="http://schemas.microsoft.com/office/drawing/2016/5/10/chartex" xmlns:cx5="http://schemas.microsoft.com/office/drawing/2016/5/11/chartex" xmlns:cx6="http://schemas.microsoft.com/office/drawing/2016/5/12/chartex" xmlns:cx7="http://schemas.microsoft.com/office/drawing/2016/5/13/chartex" xmlns:cx8="http://schemas.microsoft.com/office/drawing/2016/5/14/chartex" xmlns:mc="http://schemas.openxmlformats.org/markup-compatibility/2006" xmlns:aink="http://schemas.microsoft.com/office/drawing/2016/ink" xmlns:am3d="http://schemas.microsoft.com/office/drawing/2017/model3d" xmlns:o="urn:schemas-microsoft-com:office:office" xmlns:oel="http://schemas.microsoft.com/office/2019/extlst" xmlns:r="http://schemas.openxmlformats.org/officeDocument/2006/relationships" xmlns:m="http://schemas.openxmlformats.org/officeDocument/2006/math" xmlns:v="urn:schemas-microsoft-com:vml" xmlns:wp14="http://schemas.microsoft.com/office/word/2010/wordprocessingDrawing" xmlns:wp="http://schemas.openxmlformats.org/drawingml/2006/wordprocessingDrawing" xmlns:w10="urn:schemas-microsoft-com:office:word" xmlns:w="http://schemas.openxmlformats.org/wordprocessingml/2006/main" xmlns:w14="http://schemas.microsoft.com/office/word/2010/wordml" xmlns:w15="http://schemas.microsoft.com/office/word/2012/wordml" xmlns:w16cex="http://schemas.microsoft.com/office/word/2018/wordml/cex" xmlns:w16cid="http://schemas.microsoft.com/office/word/2016/wordml/cid" xmlns:w16="http://schemas.microsoft.com/office/word/2018/wordml" xmlns:w16sdtdh="http://schemas.microsoft.com/office/word/2020/wordml/sdtdatahash" xmlns:w16se="http://schemas.microsoft.com/office/word/2015/wordml/symex" xmlns:wpg="http://schemas.microsoft.com/office/word/2010/wordprocessingGroup" xmlns:wpi="http://schemas.microsoft.com/office/word/2010/wordprocessingInk" xmlns:wne="http://schemas.microsoft.com/office/word/2006/wordml" xmlns:wps="http://schemas.microsoft.com/office/word/2010/wordprocessingShape" mc:Ignorable="w14 w15 w16se w16cid w16 w16cex w16sdtdh wp14">
   <w:body>
     <w:p>
       <w:pPr>
@@ -11,7 +11,7 @@
           <w:noProof/>
         </w:rPr>
         <w:drawing>
-          <wp:inline distT="0" distB="0" distL="0" distR="0" wp14:anchorId="1DD5ECF5" wp14:editId="32F0317F">
+          <wp:inline distT="0" distB="0" distL="0" distR="0" wp14:anchorId="227BF141" wp14:editId="07E302BD">
             <wp:extent cx="2811237" cy="1440183"/>
             <wp:effectExtent l="0" t="0" r="8255" b="0"/>
             <wp:docPr id="1" name="Picture 1"/>
@@ -55,7 +55,13 @@
         <w:t>The grand transition towards</w:t>
       </w:r>
       <w:r>
-        <w:t xml:space="preserve"> green pathways for chemical production, alongside ambitious climate policies and technological advancements, </w:t>
+        <w:t xml:space="preserve"> green pathways for chemical</w:t>
+      </w:r>
+      <w:r>
+        <w:t>s</w:t>
+      </w:r>
+      <w:r>
+        <w:t xml:space="preserve"> production, alongside ambitious climate policies and technological advancements, </w:t>
       </w:r>
       <w:r>
         <w:t>could</w:t>
@@ -79,10 +85,14 @@
         <w:noBreakHyphen/>
       </w:r>
       <w:r>
-        <w:t>case scenario, offer only minimal reductions of up to 10%.</w:t>
-      </w:r>
-      <w:bookmarkStart w:id="0" w:name="_GoBack"/>
-      <w:bookmarkEnd w:id="0"/>
+        <w:t xml:space="preserve">case scenario, offer </w:t>
+      </w:r>
+      <w:r>
+        <w:t>limited</w:t>
+      </w:r>
+      <w:r>
+        <w:t xml:space="preserve"> reductions of up to 10%.</w:t>
+      </w:r>
     </w:p>
     <w:sectPr>
       <w:pgSz w:w="12240" w:h="15840"/>
@@ -95,7 +105,7 @@
 </file>
 
 <file path=word/styles.xml><?xml version="1.0" encoding="utf-8"?>
-<w:styles xmlns:mc="http://schemas.openxmlformats.org/markup-compatibility/2006" xmlns:r="http://schemas.openxmlformats.org/officeDocument/2006/relationships" xmlns:w="http://schemas.openxmlformats.org/wordprocessingml/2006/main" xmlns:w14="http://schemas.microsoft.com/office/word/2010/wordml" xmlns:w15="http://schemas.microsoft.com/office/word/2012/wordml" xmlns:w16cid="http://schemas.microsoft.com/office/word/2016/wordml/cid" xmlns:w16se="http://schemas.microsoft.com/office/word/2015/wordml/symex" mc:Ignorable="w14 w15 w16se w16cid">
+<w:styles xmlns:mc="http://schemas.openxmlformats.org/markup-compatibility/2006" xmlns:r="http://schemas.openxmlformats.org/officeDocument/2006/relationships" xmlns:w="http://schemas.openxmlformats.org/wordprocessingml/2006/main" xmlns:w14="http://schemas.microsoft.com/office/word/2010/wordml" xmlns:w15="http://schemas.microsoft.com/office/word/2012/wordml" xmlns:w16cex="http://schemas.microsoft.com/office/word/2018/wordml/cex" xmlns:w16cid="http://schemas.microsoft.com/office/word/2016/wordml/cid" xmlns:w16="http://schemas.microsoft.com/office/word/2018/wordml" xmlns:w16sdtdh="http://schemas.microsoft.com/office/word/2020/wordml/sdtdatahash" xmlns:w16se="http://schemas.microsoft.com/office/word/2015/wordml/symex" mc:Ignorable="w14 w15 w16se w16cid w16 w16cex w16sdtdh">
   <w:docDefaults>
     <w:rPrDefault>
       <w:rPr>
@@ -111,7 +121,7 @@
       </w:pPr>
     </w:pPrDefault>
   </w:docDefaults>
-  <w:latentStyles w:defLockedState="0" w:defUIPriority="99" w:defSemiHidden="0" w:defUnhideWhenUsed="0" w:defQFormat="0" w:count="375">
+  <w:latentStyles w:defLockedState="0" w:defUIPriority="99" w:defSemiHidden="0" w:defUnhideWhenUsed="0" w:defQFormat="0" w:count="376">
     <w:lsdException w:name="Normal" w:uiPriority="0" w:qFormat="1"/>
     <w:lsdException w:name="heading 1" w:uiPriority="9" w:qFormat="1"/>
     <w:lsdException w:name="heading 2" w:semiHidden="1" w:uiPriority="9" w:unhideWhenUsed="1" w:qFormat="1"/>
@@ -487,6 +497,7 @@
     <w:lsdException w:name="Smart Hyperlink" w:semiHidden="1" w:unhideWhenUsed="1"/>
     <w:lsdException w:name="Hashtag" w:semiHidden="1" w:unhideWhenUsed="1"/>
     <w:lsdException w:name="Unresolved Mention" w:semiHidden="1" w:unhideWhenUsed="1"/>
+    <w:lsdException w:name="Smart Link" w:semiHidden="1" w:unhideWhenUsed="1"/>
   </w:latentStyles>
   <w:style w:type="paragraph" w:default="1" w:styleId="Normal">
     <w:name w:val="Normal"/>
@@ -525,6 +536,22 @@
     <w:uiPriority w:val="99"/>
     <w:semiHidden/>
     <w:unhideWhenUsed/>
+  </w:style>
+  <w:style w:type="paragraph" w:styleId="Revision">
+    <w:name w:val="Revision"/>
+    <w:hidden/>
+    <w:uiPriority w:val="99"/>
+    <w:semiHidden/>
+    <w:rsid w:val="007558B7"/>
+    <w:pPr>
+      <w:spacing w:after="0" w:line="240" w:lineRule="auto"/>
+    </w:pPr>
+    <w:rPr>
+      <w:rFonts w:ascii="Arial" w:hAnsi="Arial"/>
+      <w:sz w:val="21"/>
+      <w:szCs w:val="21"/>
+      <w:lang w:val="en-US"/>
+    </w:rPr>
   </w:style>
 </w:styles>
 </file>

--- a/Writing/Submission/DOC files/table_of_contents.docx
+++ b/Writing/Submission/DOC files/table_of_contents.docx
@@ -1,6 +1,6 @@
 
 <file path=word/document.xml><?xml version="1.0" encoding="utf-8"?>
-<w:document xmlns:wpc="http://schemas.microsoft.com/office/word/2010/wordprocessingCanvas" xmlns:cx="http://schemas.microsoft.com/office/drawing/2014/chartex" xmlns:cx1="http://schemas.microsoft.com/office/drawing/2015/9/8/chartex" xmlns:cx2="http://schemas.microsoft.com/office/drawing/2015/10/21/chartex" xmlns:cx3="http://schemas.microsoft.com/office/drawing/2016/5/9/chartex" xmlns:cx4="http://schemas.microsoft.com/office/drawing/2016/5/10/chartex" xmlns:cx5="http://schemas.microsoft.com/office/drawing/2016/5/11/chartex" xmlns:cx6="http://schemas.microsoft.com/office/drawing/2016/5/12/chartex" xmlns:cx7="http://schemas.microsoft.com/office/drawing/2016/5/13/chartex" xmlns:cx8="http://schemas.microsoft.com/office/drawing/2016/5/14/chartex" xmlns:mc="http://schemas.openxmlformats.org/markup-compatibility/2006" xmlns:aink="http://schemas.microsoft.com/office/drawing/2016/ink" xmlns:am3d="http://schemas.microsoft.com/office/drawing/2017/model3d" xmlns:o="urn:schemas-microsoft-com:office:office" xmlns:oel="http://schemas.microsoft.com/office/2019/extlst" xmlns:r="http://schemas.openxmlformats.org/officeDocument/2006/relationships" xmlns:m="http://schemas.openxmlformats.org/officeDocument/2006/math" xmlns:v="urn:schemas-microsoft-com:vml" xmlns:wp14="http://schemas.microsoft.com/office/word/2010/wordprocessingDrawing" xmlns:wp="http://schemas.openxmlformats.org/drawingml/2006/wordprocessingDrawing" xmlns:w10="urn:schemas-microsoft-com:office:word" xmlns:w="http://schemas.openxmlformats.org/wordprocessingml/2006/main" xmlns:w14="http://schemas.microsoft.com/office/word/2010/wordml" xmlns:w15="http://schemas.microsoft.com/office/word/2012/wordml" xmlns:w16cex="http://schemas.microsoft.com/office/word/2018/wordml/cex" xmlns:w16cid="http://schemas.microsoft.com/office/word/2016/wordml/cid" xmlns:w16="http://schemas.microsoft.com/office/word/2018/wordml" xmlns:w16sdtdh="http://schemas.microsoft.com/office/word/2020/wordml/sdtdatahash" xmlns:w16se="http://schemas.microsoft.com/office/word/2015/wordml/symex" xmlns:wpg="http://schemas.microsoft.com/office/word/2010/wordprocessingGroup" xmlns:wpi="http://schemas.microsoft.com/office/word/2010/wordprocessingInk" xmlns:wne="http://schemas.microsoft.com/office/word/2006/wordml" xmlns:wps="http://schemas.microsoft.com/office/word/2010/wordprocessingShape" mc:Ignorable="w14 w15 w16se w16cid w16 w16cex w16sdtdh wp14">
+<w:document xmlns:wpc="http://schemas.microsoft.com/office/word/2010/wordprocessingCanvas" xmlns:cx="http://schemas.microsoft.com/office/drawing/2014/chartex" xmlns:cx1="http://schemas.microsoft.com/office/drawing/2015/9/8/chartex" xmlns:cx2="http://schemas.microsoft.com/office/drawing/2015/10/21/chartex" xmlns:cx3="http://schemas.microsoft.com/office/drawing/2016/5/9/chartex" xmlns:cx4="http://schemas.microsoft.com/office/drawing/2016/5/10/chartex" xmlns:cx5="http://schemas.microsoft.com/office/drawing/2016/5/11/chartex" xmlns:cx6="http://schemas.microsoft.com/office/drawing/2016/5/12/chartex" xmlns:cx7="http://schemas.microsoft.com/office/drawing/2016/5/13/chartex" xmlns:cx8="http://schemas.microsoft.com/office/drawing/2016/5/14/chartex" xmlns:mc="http://schemas.openxmlformats.org/markup-compatibility/2006" xmlns:aink="http://schemas.microsoft.com/office/drawing/2016/ink" xmlns:am3d="http://schemas.microsoft.com/office/drawing/2017/model3d" xmlns:o="urn:schemas-microsoft-com:office:office" xmlns:r="http://schemas.openxmlformats.org/officeDocument/2006/relationships" xmlns:m="http://schemas.openxmlformats.org/officeDocument/2006/math" xmlns:v="urn:schemas-microsoft-com:vml" xmlns:wp14="http://schemas.microsoft.com/office/word/2010/wordprocessingDrawing" xmlns:wp="http://schemas.openxmlformats.org/drawingml/2006/wordprocessingDrawing" xmlns:w10="urn:schemas-microsoft-com:office:word" xmlns:w="http://schemas.openxmlformats.org/wordprocessingml/2006/main" xmlns:w14="http://schemas.microsoft.com/office/word/2010/wordml" xmlns:w15="http://schemas.microsoft.com/office/word/2012/wordml" xmlns:w16cid="http://schemas.microsoft.com/office/word/2016/wordml/cid" xmlns:w16se="http://schemas.microsoft.com/office/word/2015/wordml/symex" xmlns:wpg="http://schemas.microsoft.com/office/word/2010/wordprocessingGroup" xmlns:wpi="http://schemas.microsoft.com/office/word/2010/wordprocessingInk" xmlns:wne="http://schemas.microsoft.com/office/word/2006/wordml" xmlns:wps="http://schemas.microsoft.com/office/word/2010/wordprocessingShape" mc:Ignorable="w14 w15 w16se w16cid wp14">
   <w:body>
     <w:p>
       <w:pPr>
@@ -46,6 +46,8 @@
           </wp:inline>
         </w:drawing>
       </w:r>
+      <w:bookmarkStart w:id="0" w:name="_GoBack"/>
+      <w:bookmarkEnd w:id="0"/>
     </w:p>
     <w:p>
       <w:pPr>
@@ -105,7 +107,7 @@
 </file>
 
 <file path=word/styles.xml><?xml version="1.0" encoding="utf-8"?>
-<w:styles xmlns:mc="http://schemas.openxmlformats.org/markup-compatibility/2006" xmlns:r="http://schemas.openxmlformats.org/officeDocument/2006/relationships" xmlns:w="http://schemas.openxmlformats.org/wordprocessingml/2006/main" xmlns:w14="http://schemas.microsoft.com/office/word/2010/wordml" xmlns:w15="http://schemas.microsoft.com/office/word/2012/wordml" xmlns:w16cex="http://schemas.microsoft.com/office/word/2018/wordml/cex" xmlns:w16cid="http://schemas.microsoft.com/office/word/2016/wordml/cid" xmlns:w16="http://schemas.microsoft.com/office/word/2018/wordml" xmlns:w16sdtdh="http://schemas.microsoft.com/office/word/2020/wordml/sdtdatahash" xmlns:w16se="http://schemas.microsoft.com/office/word/2015/wordml/symex" mc:Ignorable="w14 w15 w16se w16cid w16 w16cex w16sdtdh">
+<w:styles xmlns:mc="http://schemas.openxmlformats.org/markup-compatibility/2006" xmlns:r="http://schemas.openxmlformats.org/officeDocument/2006/relationships" xmlns:w="http://schemas.openxmlformats.org/wordprocessingml/2006/main" xmlns:w14="http://schemas.microsoft.com/office/word/2010/wordml" xmlns:w15="http://schemas.microsoft.com/office/word/2012/wordml" xmlns:w16cid="http://schemas.microsoft.com/office/word/2016/wordml/cid" xmlns:w16se="http://schemas.microsoft.com/office/word/2015/wordml/symex" mc:Ignorable="w14 w15 w16se w16cid">
   <w:docDefaults>
     <w:rPrDefault>
       <w:rPr>
@@ -121,7 +123,7 @@
       </w:pPr>
     </w:pPrDefault>
   </w:docDefaults>
-  <w:latentStyles w:defLockedState="0" w:defUIPriority="99" w:defSemiHidden="0" w:defUnhideWhenUsed="0" w:defQFormat="0" w:count="376">
+  <w:latentStyles w:defLockedState="0" w:defUIPriority="99" w:defSemiHidden="0" w:defUnhideWhenUsed="0" w:defQFormat="0" w:count="375">
     <w:lsdException w:name="Normal" w:uiPriority="0" w:qFormat="1"/>
     <w:lsdException w:name="heading 1" w:uiPriority="9" w:qFormat="1"/>
     <w:lsdException w:name="heading 2" w:semiHidden="1" w:uiPriority="9" w:unhideWhenUsed="1" w:qFormat="1"/>
@@ -497,7 +499,6 @@
     <w:lsdException w:name="Smart Hyperlink" w:semiHidden="1" w:unhideWhenUsed="1"/>
     <w:lsdException w:name="Hashtag" w:semiHidden="1" w:unhideWhenUsed="1"/>
     <w:lsdException w:name="Unresolved Mention" w:semiHidden="1" w:unhideWhenUsed="1"/>
-    <w:lsdException w:name="Smart Link" w:semiHidden="1" w:unhideWhenUsed="1"/>
   </w:latentStyles>
   <w:style w:type="paragraph" w:default="1" w:styleId="Normal">
     <w:name w:val="Normal"/>
